--- a/public/administrative-personnel-dashboard/personnel-management/FT-RH-08.docx
+++ b/public/administrative-personnel-dashboard/personnel-management/FT-RH-08.docx
@@ -36,7 +36,7 @@
                 <w:lang w:eastAsia="es-MX"/>
               </w:rPr>
               <w:drawing>
-                <wp:inline distT="0" distB="0" distL="0" distR="0" wp14:anchorId="1B47D125" wp14:editId="2A423E19">
+                <wp:inline distT="0" distB="0" distL="0" distR="0" wp14:anchorId="1B47D125" wp14:editId="1045FC94">
                   <wp:extent cx="857250" cy="685800"/>
                   <wp:effectExtent l="0" t="0" r="0" b="0"/>
                   <wp:docPr id="1152872271" name="Imagen 1" descr="logogersavertical"/>
@@ -445,14 +445,14 @@
           <w:b/>
           <w:bCs/>
         </w:rPr>
-        <w:t xml:space="preserve"> año</w:t>
-      </w:r>
-      <w:r>
-        <w:rPr>
-          <w:b/>
-          <w:bCs/>
-        </w:rPr>
-        <w:t>s</w:t>
+        <w:t xml:space="preserve"> </w:t>
+      </w:r>
+      <w:r>
+        <w:rPr>
+          <w:b/>
+          <w:bCs/>
+        </w:rPr>
+        <w:t>AÑOS</w:t>
       </w:r>
       <w:r>
         <w:t xml:space="preserve"> y por consiguiente, de acuerdo con lo establecido en la Ley de Federal del Trabajo art. 76, le corresponde un periodo de vacaciones de </w:t>
@@ -462,7 +462,35 @@
           <w:b/>
           <w:bCs/>
         </w:rPr>
-        <w:t>seis días hábiles</w:t>
+        <w:t>[[</w:t>
+      </w:r>
+      <w:r>
+        <w:rPr>
+          <w:b/>
+          <w:bCs/>
+        </w:rPr>
+        <w:t>DIAS_VACACIONES</w:t>
+      </w:r>
+      <w:r>
+        <w:rPr>
+          <w:b/>
+          <w:bCs/>
+        </w:rPr>
+        <w:t>]]</w:t>
+      </w:r>
+      <w:r>
+        <w:rPr>
+          <w:b/>
+          <w:bCs/>
+        </w:rPr>
+        <w:t xml:space="preserve"> </w:t>
+      </w:r>
+      <w:r>
+        <w:rPr>
+          <w:b/>
+          <w:bCs/>
+        </w:rPr>
+        <w:t>DÍAS HÁBILES</w:t>
       </w:r>
       <w:r>
         <w:t xml:space="preserve">, los cuales gozará como se describe a continuación: a partir del </w:t>
@@ -472,7 +500,35 @@
           <w:b/>
           <w:bCs/>
         </w:rPr>
-        <w:t>día jueves 12 de Septiembre</w:t>
+        <w:t>DÍA</w:t>
+      </w:r>
+      <w:r>
+        <w:rPr>
+          <w:b/>
+          <w:bCs/>
+        </w:rPr>
+        <w:t xml:space="preserve"> </w:t>
+      </w:r>
+      <w:r>
+        <w:rPr>
+          <w:b/>
+          <w:bCs/>
+        </w:rPr>
+        <w:t>[[</w:t>
+      </w:r>
+      <w:r>
+        <w:rPr>
+          <w:b/>
+          <w:bCs/>
+        </w:rPr>
+        <w:t>FECHA_INICIO</w:t>
+      </w:r>
+      <w:r>
+        <w:rPr>
+          <w:b/>
+          <w:bCs/>
+        </w:rPr>
+        <w:t>]]</w:t>
       </w:r>
       <w:r>
         <w:t xml:space="preserve"> de manera continua para reanudar labores el </w:t>
@@ -482,7 +538,35 @@
           <w:b/>
           <w:bCs/>
         </w:rPr>
-        <w:t>día Lunes 23 de Septiembre de 2019</w:t>
+        <w:t>DÍA</w:t>
+      </w:r>
+      <w:r>
+        <w:rPr>
+          <w:b/>
+          <w:bCs/>
+        </w:rPr>
+        <w:t xml:space="preserve"> </w:t>
+      </w:r>
+      <w:r>
+        <w:rPr>
+          <w:b/>
+          <w:bCs/>
+        </w:rPr>
+        <w:t>[[</w:t>
+      </w:r>
+      <w:r>
+        <w:rPr>
+          <w:b/>
+          <w:bCs/>
+        </w:rPr>
+        <w:t>FECHA_TERMINO</w:t>
+      </w:r>
+      <w:r>
+        <w:rPr>
+          <w:b/>
+          <w:bCs/>
+        </w:rPr>
+        <w:t>]]</w:t>
       </w:r>
       <w:r>
         <w:t>.</w:t>
@@ -1370,6 +1454,7 @@
   <w:style w:type="character" w:default="1" w:styleId="Fuentedeprrafopredeter">
     <w:name w:val="Default Paragraph Font"/>
     <w:uiPriority w:val="1"/>
+    <w:semiHidden/>
     <w:unhideWhenUsed/>
   </w:style>
   <w:style w:type="table" w:default="1" w:styleId="Tablanormal">

--- a/public/administrative-personnel-dashboard/personnel-management/FT-RH-08.docx
+++ b/public/administrative-personnel-dashboard/personnel-management/FT-RH-08.docx
@@ -36,7 +36,7 @@
                 <w:lang w:eastAsia="es-MX"/>
               </w:rPr>
               <w:drawing>
-                <wp:inline distT="0" distB="0" distL="0" distR="0" wp14:anchorId="1B47D125" wp14:editId="1045FC94">
+                <wp:inline distT="0" distB="0" distL="0" distR="0" wp14:anchorId="1B47D125" wp14:editId="65230B19">
                   <wp:extent cx="857250" cy="685800"/>
                   <wp:effectExtent l="0" t="0" r="0" b="0"/>
                   <wp:docPr id="1152872271" name="Imagen 1" descr="logogersavertical"/>
@@ -380,7 +380,13 @@
         <w:jc w:val="both"/>
       </w:pPr>
       <w:r>
-        <w:t xml:space="preserve"> En virtud de que ingreso a prestar sus servicios en Sigersa Innovaciones S.A. de C.V. el día </w:t>
+        <w:t xml:space="preserve"> En virtud de que ingres</w:t>
+      </w:r>
+      <w:r>
+        <w:t>ó</w:t>
+      </w:r>
+      <w:r>
+        <w:t xml:space="preserve"> a prestar sus servicios en Sigersa Innovaciones S.A. de C.V. el día </w:t>
       </w:r>
       <w:r>
         <w:rPr>
@@ -455,7 +461,15 @@
         <w:t>AÑOS</w:t>
       </w:r>
       <w:r>
-        <w:t xml:space="preserve"> y por consiguiente, de acuerdo con lo establecido en la Ley de Federal del Trabajo art. 76, le corresponde un periodo de vacaciones de </w:t>
+        <w:t xml:space="preserve"> </w:t>
+      </w:r>
+      <w:proofErr w:type="gramStart"/>
+      <w:r>
+        <w:t>y</w:t>
+      </w:r>
+      <w:proofErr w:type="gramEnd"/>
+      <w:r>
+        <w:t xml:space="preserve"> por consiguiente, de acuerdo con lo establecido en la Ley de Federal del Trabajo art. 76, le corresponde un periodo de vacaciones de </w:t>
       </w:r>
       <w:r>
         <w:rPr>
@@ -493,83 +507,16 @@
         <w:t>DÍAS HÁBILES</w:t>
       </w:r>
       <w:r>
-        <w:t xml:space="preserve">, los cuales gozará como se describe a continuación: a partir del </w:t>
-      </w:r>
-      <w:r>
-        <w:rPr>
-          <w:b/>
-          <w:bCs/>
-        </w:rPr>
-        <w:t>DÍA</w:t>
-      </w:r>
-      <w:r>
-        <w:rPr>
-          <w:b/>
-          <w:bCs/>
-        </w:rPr>
+        <w:t>, los cuales goz</w:t>
+      </w:r>
+      <w:r>
+        <w:t>ó</w:t>
+      </w:r>
+      <w:r>
+        <w:t xml:space="preserve"> como se describe a continuación: </w:t>
+      </w:r>
+      <w:r>
         <w:t xml:space="preserve"> </w:t>
-      </w:r>
-      <w:r>
-        <w:rPr>
-          <w:b/>
-          <w:bCs/>
-        </w:rPr>
-        <w:t>[[</w:t>
-      </w:r>
-      <w:r>
-        <w:rPr>
-          <w:b/>
-          <w:bCs/>
-        </w:rPr>
-        <w:t>FECHA_INICIO</w:t>
-      </w:r>
-      <w:r>
-        <w:rPr>
-          <w:b/>
-          <w:bCs/>
-        </w:rPr>
-        <w:t>]]</w:t>
-      </w:r>
-      <w:r>
-        <w:t xml:space="preserve"> de manera continua para reanudar labores el </w:t>
-      </w:r>
-      <w:r>
-        <w:rPr>
-          <w:b/>
-          <w:bCs/>
-        </w:rPr>
-        <w:t>DÍA</w:t>
-      </w:r>
-      <w:r>
-        <w:rPr>
-          <w:b/>
-          <w:bCs/>
-        </w:rPr>
-        <w:t xml:space="preserve"> </w:t>
-      </w:r>
-      <w:r>
-        <w:rPr>
-          <w:b/>
-          <w:bCs/>
-        </w:rPr>
-        <w:t>[[</w:t>
-      </w:r>
-      <w:r>
-        <w:rPr>
-          <w:b/>
-          <w:bCs/>
-        </w:rPr>
-        <w:t>FECHA_TERMINO</w:t>
-      </w:r>
-      <w:r>
-        <w:rPr>
-          <w:b/>
-          <w:bCs/>
-        </w:rPr>
-        <w:t>]]</w:t>
-      </w:r>
-      <w:r>
-        <w:t>.</w:t>
       </w:r>
     </w:p>
     <w:p>

--- a/public/administrative-personnel-dashboard/personnel-management/FT-RH-08.docx
+++ b/public/administrative-personnel-dashboard/personnel-management/FT-RH-08.docx
@@ -36,7 +36,7 @@
                 <w:lang w:eastAsia="es-MX"/>
               </w:rPr>
               <w:drawing>
-                <wp:inline distT="0" distB="0" distL="0" distR="0" wp14:anchorId="1B47D125" wp14:editId="65230B19">
+                <wp:inline distT="0" distB="0" distL="0" distR="0" wp14:anchorId="1B47D125" wp14:editId="6E1D161D">
                   <wp:extent cx="857250" cy="685800"/>
                   <wp:effectExtent l="0" t="0" r="0" b="0"/>
                   <wp:docPr id="1152872271" name="Imagen 1" descr="logogersavertical"/>
@@ -379,6 +379,7 @@
         <w:ind w:firstLine="708"/>
         <w:jc w:val="both"/>
       </w:pPr>
+      <w:bookmarkStart w:id="0" w:name="_Hlk233194933"/>
       <w:r>
         <w:t xml:space="preserve"> En virtud de que ingres</w:t>
       </w:r>
@@ -513,10 +514,20 @@
         <w:t>ó</w:t>
       </w:r>
       <w:r>
-        <w:t xml:space="preserve"> como se describe a continuación: </w:t>
+        <w:t xml:space="preserve"> como se describe a continuación:</w:t>
       </w:r>
       <w:r>
         <w:t xml:space="preserve"> </w:t>
+      </w:r>
+      <w:r>
+        <w:rPr>
+          <w:b/>
+          <w:bCs/>
+        </w:rPr>
+        <w:t>[[PERIODOS]]</w:t>
+      </w:r>
+      <w:r>
+        <w:t>.</w:t>
       </w:r>
     </w:p>
     <w:p>
@@ -528,6 +539,7 @@
         <w:t>Por el presente el trabajador expresa conformidad de gozar sus vacaciones de acuerdo con lo que establece el articulo 76 de la Ley Federal del Trabajo.</w:t>
       </w:r>
     </w:p>
+    <w:bookmarkEnd w:id="0"/>
     <w:p>
       <w:pPr>
         <w:spacing w:line="480" w:lineRule="auto"/>
